--- a/ROTEIRO_DE_Evidencias.docx
+++ b/ROTEIRO_DE_Evidencias.docx
@@ -125,7 +125,7 @@
           <w:szCs w:val="24"/>
         </w:rPr>
       </w:pPr>
-      <w:bookmarkStart w:id="0" w:name="_Toc232689707"/>
+      <w:bookmarkStart w:id="0" w:name="_Toc232692262"/>
       <w:r>
         <w:rPr>
           <w:rFonts w:asciiTheme="minorHAnsi" w:hAnsiTheme="minorHAnsi" w:cstheme="minorHAnsi"/>
@@ -635,7 +635,7 @@
           <w:r>
             <w:fldChar w:fldCharType="separate"/>
           </w:r>
-          <w:hyperlink w:anchor="_Toc232689707" w:history="1">
+          <w:hyperlink w:anchor="_Toc232692262" w:history="1">
             <w:r>
               <w:rPr>
                 <w:rStyle w:val="Hyperlink"/>
@@ -664,7 +664,7 @@
                 <w:noProof/>
                 <w:webHidden/>
               </w:rPr>
-              <w:instrText xml:space="preserve"> PAGEREF _Toc232689707 \h </w:instrText>
+              <w:instrText xml:space="preserve"> PAGEREF _Toc232692262 \h </w:instrText>
             </w:r>
             <w:r>
               <w:rPr>
@@ -712,7 +712,7 @@
               <w14:ligatures w14:val="standardContextual"/>
             </w:rPr>
           </w:pPr>
-          <w:hyperlink w:anchor="_Toc232689708" w:history="1">
+          <w:hyperlink w:anchor="_Toc232692263" w:history="1">
             <w:r>
               <w:rPr>
                 <w:rStyle w:val="Hyperlink"/>
@@ -762,7 +762,7 @@
                 <w:noProof/>
                 <w:webHidden/>
               </w:rPr>
-              <w:instrText xml:space="preserve"> PAGEREF _Toc232689708 \h </w:instrText>
+              <w:instrText xml:space="preserve"> PAGEREF _Toc232692263 \h </w:instrText>
             </w:r>
             <w:r>
               <w:rPr>
@@ -810,7 +810,7 @@
               <w14:ligatures w14:val="standardContextual"/>
             </w:rPr>
           </w:pPr>
-          <w:hyperlink w:anchor="_Toc232689709" w:history="1">
+          <w:hyperlink w:anchor="_Toc232692264" w:history="1">
             <w:r>
               <w:rPr>
                 <w:rStyle w:val="Hyperlink"/>
@@ -858,7 +858,7 @@
                 <w:noProof/>
                 <w:webHidden/>
               </w:rPr>
-              <w:instrText xml:space="preserve"> PAGEREF _Toc232689709 \h </w:instrText>
+              <w:instrText xml:space="preserve"> PAGEREF _Toc232692264 \h </w:instrText>
             </w:r>
             <w:r>
               <w:rPr>
@@ -906,7 +906,7 @@
               <w14:ligatures w14:val="standardContextual"/>
             </w:rPr>
           </w:pPr>
-          <w:hyperlink w:anchor="_Toc232689710" w:history="1">
+          <w:hyperlink w:anchor="_Toc232692265" w:history="1">
             <w:r>
               <w:rPr>
                 <w:rStyle w:val="Hyperlink"/>
@@ -954,7 +954,7 @@
                 <w:noProof/>
                 <w:webHidden/>
               </w:rPr>
-              <w:instrText xml:space="preserve"> PAGEREF _Toc232689710 \h </w:instrText>
+              <w:instrText xml:space="preserve"> PAGEREF _Toc232692265 \h </w:instrText>
             </w:r>
             <w:r>
               <w:rPr>
@@ -1002,7 +1002,7 @@
               <w14:ligatures w14:val="standardContextual"/>
             </w:rPr>
           </w:pPr>
-          <w:hyperlink w:anchor="_Toc232689711" w:history="1">
+          <w:hyperlink w:anchor="_Toc232692266" w:history="1">
             <w:r>
               <w:rPr>
                 <w:rStyle w:val="Hyperlink"/>
@@ -1050,7 +1050,7 @@
                 <w:noProof/>
                 <w:webHidden/>
               </w:rPr>
-              <w:instrText xml:space="preserve"> PAGEREF _Toc232689711 \h </w:instrText>
+              <w:instrText xml:space="preserve"> PAGEREF _Toc232692266 \h </w:instrText>
             </w:r>
             <w:r>
               <w:rPr>
@@ -1098,7 +1098,7 @@
               <w14:ligatures w14:val="standardContextual"/>
             </w:rPr>
           </w:pPr>
-          <w:hyperlink w:anchor="_Toc232689712" w:history="1">
+          <w:hyperlink w:anchor="_Toc232692267" w:history="1">
             <w:r>
               <w:rPr>
                 <w:rStyle w:val="Hyperlink"/>
@@ -1146,7 +1146,7 @@
                 <w:noProof/>
                 <w:webHidden/>
               </w:rPr>
-              <w:instrText xml:space="preserve"> PAGEREF _Toc232689712 \h </w:instrText>
+              <w:instrText xml:space="preserve"> PAGEREF _Toc232692267 \h </w:instrText>
             </w:r>
             <w:r>
               <w:rPr>
@@ -1194,7 +1194,7 @@
               <w14:ligatures w14:val="standardContextual"/>
             </w:rPr>
           </w:pPr>
-          <w:hyperlink w:anchor="_Toc232689713" w:history="1">
+          <w:hyperlink w:anchor="_Toc232692268" w:history="1">
             <w:r>
               <w:rPr>
                 <w:rStyle w:val="Hyperlink"/>
@@ -1242,7 +1242,7 @@
                 <w:noProof/>
                 <w:webHidden/>
               </w:rPr>
-              <w:instrText xml:space="preserve"> PAGEREF _Toc232689713 \h </w:instrText>
+              <w:instrText xml:space="preserve"> PAGEREF _Toc232692268 \h </w:instrText>
             </w:r>
             <w:r>
               <w:rPr>
@@ -1290,7 +1290,7 @@
               <w14:ligatures w14:val="standardContextual"/>
             </w:rPr>
           </w:pPr>
-          <w:hyperlink w:anchor="_Toc232689714" w:history="1">
+          <w:hyperlink w:anchor="_Toc232692269" w:history="1">
             <w:r>
               <w:rPr>
                 <w:rStyle w:val="Hyperlink"/>
@@ -1338,7 +1338,7 @@
                 <w:noProof/>
                 <w:webHidden/>
               </w:rPr>
-              <w:instrText xml:space="preserve"> PAGEREF _Toc232689714 \h </w:instrText>
+              <w:instrText xml:space="preserve"> PAGEREF _Toc232692269 \h </w:instrText>
             </w:r>
             <w:r>
               <w:rPr>
@@ -1386,7 +1386,7 @@
               <w14:ligatures w14:val="standardContextual"/>
             </w:rPr>
           </w:pPr>
-          <w:hyperlink w:anchor="_Toc232689715" w:history="1">
+          <w:hyperlink w:anchor="_Toc232692270" w:history="1">
             <w:r>
               <w:rPr>
                 <w:rStyle w:val="Hyperlink"/>
@@ -1413,7 +1413,7 @@
                 <w:rFonts w:eastAsia="Calibri"/>
                 <w:noProof/>
               </w:rPr>
-              <w:t>Metas, critérios ou indicadores de avaliação do projeto</w:t>
+              <w:t>Grupo testando a nova solda durante a aula.</w:t>
             </w:r>
             <w:r>
               <w:rPr>
@@ -1434,7 +1434,7 @@
                 <w:noProof/>
                 <w:webHidden/>
               </w:rPr>
-              <w:instrText xml:space="preserve"> PAGEREF _Toc232689715 \h </w:instrText>
+              <w:instrText xml:space="preserve"> PAGEREF _Toc232692270 \h </w:instrText>
             </w:r>
             <w:r>
               <w:rPr>
@@ -1482,7 +1482,7 @@
               <w14:ligatures w14:val="standardContextual"/>
             </w:rPr>
           </w:pPr>
-          <w:hyperlink w:anchor="_Toc232689716" w:history="1">
+          <w:hyperlink w:anchor="_Toc232692271" w:history="1">
             <w:r>
               <w:rPr>
                 <w:rStyle w:val="Hyperlink"/>
@@ -1530,7 +1530,7 @@
                 <w:noProof/>
                 <w:webHidden/>
               </w:rPr>
-              <w:instrText xml:space="preserve"> PAGEREF _Toc232689716 \h </w:instrText>
+              <w:instrText xml:space="preserve"> PAGEREF _Toc232692271 \h </w:instrText>
             </w:r>
             <w:r>
               <w:rPr>
@@ -1578,7 +1578,7 @@
               <w14:ligatures w14:val="standardContextual"/>
             </w:rPr>
           </w:pPr>
-          <w:hyperlink w:anchor="_Toc232689717" w:history="1">
+          <w:hyperlink w:anchor="_Toc232692272" w:history="1">
             <w:r>
               <w:rPr>
                 <w:rStyle w:val="Hyperlink"/>
@@ -1605,7 +1605,7 @@
                 <w:rFonts w:eastAsia="Calibri"/>
                 <w:noProof/>
               </w:rPr>
-              <w:t>ENCERRAMENTO DO PROJETO</w:t>
+              <w:t>Progresso do Código e problemas técnicos</w:t>
             </w:r>
             <w:r>
               <w:rPr>
@@ -1626,7 +1626,7 @@
                 <w:noProof/>
                 <w:webHidden/>
               </w:rPr>
-              <w:instrText xml:space="preserve"> PAGEREF _Toc232689717 \h </w:instrText>
+              <w:instrText xml:space="preserve"> PAGEREF _Toc232692272 \h </w:instrText>
             </w:r>
             <w:r>
               <w:rPr>
@@ -1646,7 +1646,7 @@
                 <w:noProof/>
                 <w:webHidden/>
               </w:rPr>
-              <w:t>6</w:t>
+              <w:t>7</w:t>
             </w:r>
             <w:r>
               <w:rPr>
@@ -1674,7 +1674,7 @@
               <w14:ligatures w14:val="standardContextual"/>
             </w:rPr>
           </w:pPr>
-          <w:hyperlink w:anchor="_Toc232689718" w:history="1">
+          <w:hyperlink w:anchor="_Toc232692273" w:history="1">
             <w:r>
               <w:rPr>
                 <w:rStyle w:val="Hyperlink"/>
@@ -1722,7 +1722,7 @@
                 <w:noProof/>
                 <w:webHidden/>
               </w:rPr>
-              <w:instrText xml:space="preserve"> PAGEREF _Toc232689718 \h </w:instrText>
+              <w:instrText xml:space="preserve"> PAGEREF _Toc232692273 \h </w:instrText>
             </w:r>
             <w:r>
               <w:rPr>
@@ -1742,7 +1742,7 @@
                 <w:noProof/>
                 <w:webHidden/>
               </w:rPr>
-              <w:t>6</w:t>
+              <w:t>7</w:t>
             </w:r>
             <w:r>
               <w:rPr>
@@ -1770,7 +1770,7 @@
               <w14:ligatures w14:val="standardContextual"/>
             </w:rPr>
           </w:pPr>
-          <w:hyperlink w:anchor="_Toc232689719" w:history="1">
+          <w:hyperlink w:anchor="_Toc232692274" w:history="1">
             <w:r>
               <w:rPr>
                 <w:rStyle w:val="Hyperlink"/>
@@ -1818,7 +1818,7 @@
                 <w:noProof/>
                 <w:webHidden/>
               </w:rPr>
-              <w:instrText xml:space="preserve"> PAGEREF _Toc232689719 \h </w:instrText>
+              <w:instrText xml:space="preserve"> PAGEREF _Toc232692274 \h </w:instrText>
             </w:r>
             <w:r>
               <w:rPr>
@@ -1838,7 +1838,7 @@
                 <w:noProof/>
                 <w:webHidden/>
               </w:rPr>
-              <w:t>6</w:t>
+              <w:t>7</w:t>
             </w:r>
             <w:r>
               <w:rPr>
@@ -1866,7 +1866,7 @@
               <w14:ligatures w14:val="standardContextual"/>
             </w:rPr>
           </w:pPr>
-          <w:hyperlink w:anchor="_Toc232689720" w:history="1">
+          <w:hyperlink w:anchor="_Toc232692275" w:history="1">
             <w:r>
               <w:rPr>
                 <w:rStyle w:val="Hyperlink"/>
@@ -1893,24 +1893,7 @@
                 <w:rFonts w:eastAsia="Calibri"/>
                 <w:noProof/>
               </w:rPr>
-              <w:t>Relato de Experiência Individual (</w:t>
-            </w:r>
-            <w:r>
-              <w:rPr>
-                <w:rStyle w:val="Hyperlink"/>
-                <w:rFonts w:eastAsia="Calibri"/>
-                <w:noProof/>
-                <w:highlight w:val="yellow"/>
-              </w:rPr>
-              <w:t>Pontuação específica para o relato individual</w:t>
-            </w:r>
-            <w:r>
-              <w:rPr>
-                <w:rStyle w:val="Hyperlink"/>
-                <w:rFonts w:eastAsia="Calibri"/>
-                <w:noProof/>
-              </w:rPr>
-              <w:t>)</w:t>
+              <w:t>Relato de Experiência Individual</w:t>
             </w:r>
             <w:r>
               <w:rPr>
@@ -1931,7 +1914,7 @@
                 <w:noProof/>
                 <w:webHidden/>
               </w:rPr>
-              <w:instrText xml:space="preserve"> PAGEREF _Toc232689720 \h </w:instrText>
+              <w:instrText xml:space="preserve"> PAGEREF _Toc232692275 \h </w:instrText>
             </w:r>
             <w:r>
               <w:rPr>
@@ -1951,7 +1934,7 @@
                 <w:noProof/>
                 <w:webHidden/>
               </w:rPr>
-              <w:t>6</w:t>
+              <w:t>7</w:t>
             </w:r>
             <w:r>
               <w:rPr>
@@ -1979,7 +1962,7 @@
               <w14:ligatures w14:val="standardContextual"/>
             </w:rPr>
           </w:pPr>
-          <w:hyperlink w:anchor="_Toc232689721" w:history="1">
+          <w:hyperlink w:anchor="_Toc232692276" w:history="1">
             <w:r>
               <w:rPr>
                 <w:rStyle w:val="Hyperlink"/>
@@ -2025,7 +2008,7 @@
                 <w:noProof/>
                 <w:webHidden/>
               </w:rPr>
-              <w:instrText xml:space="preserve"> PAGEREF _Toc232689721 \h </w:instrText>
+              <w:instrText xml:space="preserve"> PAGEREF _Toc232692276 \h </w:instrText>
             </w:r>
             <w:r>
               <w:rPr>
@@ -2045,7 +2028,7 @@
                 <w:noProof/>
                 <w:webHidden/>
               </w:rPr>
-              <w:t>6</w:t>
+              <w:t>7</w:t>
             </w:r>
             <w:r>
               <w:rPr>
@@ -2073,7 +2056,7 @@
               <w14:ligatures w14:val="standardContextual"/>
             </w:rPr>
           </w:pPr>
-          <w:hyperlink w:anchor="_Toc232689722" w:history="1">
+          <w:hyperlink w:anchor="_Toc232692277" w:history="1">
             <w:r>
               <w:rPr>
                 <w:rStyle w:val="Hyperlink"/>
@@ -2119,7 +2102,7 @@
                 <w:noProof/>
                 <w:webHidden/>
               </w:rPr>
-              <w:instrText xml:space="preserve"> PAGEREF _Toc232689722 \h </w:instrText>
+              <w:instrText xml:space="preserve"> PAGEREF _Toc232692277 \h </w:instrText>
             </w:r>
             <w:r>
               <w:rPr>
@@ -2167,7 +2150,7 @@
               <w14:ligatures w14:val="standardContextual"/>
             </w:rPr>
           </w:pPr>
-          <w:hyperlink w:anchor="_Toc232689723" w:history="1">
+          <w:hyperlink w:anchor="_Toc232692278" w:history="1">
             <w:r>
               <w:rPr>
                 <w:rStyle w:val="Hyperlink"/>
@@ -2213,7 +2196,7 @@
                 <w:noProof/>
                 <w:webHidden/>
               </w:rPr>
-              <w:instrText xml:space="preserve"> PAGEREF _Toc232689723 \h </w:instrText>
+              <w:instrText xml:space="preserve"> PAGEREF _Toc232692278 \h </w:instrText>
             </w:r>
             <w:r>
               <w:rPr>
@@ -2261,7 +2244,7 @@
               <w14:ligatures w14:val="standardContextual"/>
             </w:rPr>
           </w:pPr>
-          <w:hyperlink w:anchor="_Toc232689724" w:history="1">
+          <w:hyperlink w:anchor="_Toc232692279" w:history="1">
             <w:r>
               <w:rPr>
                 <w:rStyle w:val="Hyperlink"/>
@@ -2307,7 +2290,7 @@
                 <w:noProof/>
                 <w:webHidden/>
               </w:rPr>
-              <w:instrText xml:space="preserve"> PAGEREF _Toc232689724 \h </w:instrText>
+              <w:instrText xml:space="preserve"> PAGEREF _Toc232692279 \h </w:instrText>
             </w:r>
             <w:r>
               <w:rPr>
@@ -2355,7 +2338,7 @@
               <w14:ligatures w14:val="standardContextual"/>
             </w:rPr>
           </w:pPr>
-          <w:hyperlink w:anchor="_Toc232689725" w:history="1">
+          <w:hyperlink w:anchor="_Toc232692280" w:history="1">
             <w:r>
               <w:rPr>
                 <w:rStyle w:val="Hyperlink"/>
@@ -2401,7 +2384,7 @@
                 <w:noProof/>
                 <w:webHidden/>
               </w:rPr>
-              <w:instrText xml:space="preserve"> PAGEREF _Toc232689725 \h </w:instrText>
+              <w:instrText xml:space="preserve"> PAGEREF _Toc232692280 \h </w:instrText>
             </w:r>
             <w:r>
               <w:rPr>
@@ -2502,7 +2485,7 @@
           <w:szCs w:val="24"/>
         </w:rPr>
       </w:pPr>
-      <w:bookmarkStart w:id="1" w:name="_Toc232689708"/>
+      <w:bookmarkStart w:id="1" w:name="_Toc232692263"/>
       <w:r>
         <w:rPr>
           <w:rFonts w:eastAsia="Calibri"/>
@@ -2535,7 +2518,7 @@
           <w:rFonts w:eastAsia="Calibri"/>
         </w:rPr>
       </w:pPr>
-      <w:bookmarkStart w:id="2" w:name="_Toc232689709"/>
+      <w:bookmarkStart w:id="2" w:name="_Toc232692264"/>
       <w:r>
         <w:rPr>
           <w:rFonts w:eastAsia="Calibri"/>
@@ -2647,7 +2630,7 @@
           <w:rFonts w:eastAsia="Calibri"/>
         </w:rPr>
       </w:pPr>
-      <w:bookmarkStart w:id="3" w:name="_Toc232689710"/>
+      <w:bookmarkStart w:id="3" w:name="_Toc232692265"/>
       <w:r>
         <w:rPr>
           <w:rFonts w:eastAsia="Calibri"/>
@@ -2769,7 +2752,7 @@
           <w:rFonts w:eastAsia="Calibri"/>
         </w:rPr>
       </w:pPr>
-      <w:bookmarkStart w:id="4" w:name="_Toc232689711"/>
+      <w:bookmarkStart w:id="4" w:name="_Toc232692266"/>
       <w:r>
         <w:rPr>
           <w:rFonts w:eastAsia="Calibri"/>
@@ -2803,7 +2786,7 @@
           <w:rFonts w:eastAsia="Calibri"/>
         </w:rPr>
       </w:pPr>
-      <w:bookmarkStart w:id="5" w:name="_Toc232689712"/>
+      <w:bookmarkStart w:id="5" w:name="_Toc232692267"/>
       <w:r>
         <w:rPr>
           <w:rFonts w:eastAsia="Calibri"/>
@@ -2910,7 +2893,7 @@
           <w:rFonts w:eastAsia="Calibri"/>
         </w:rPr>
       </w:pPr>
-      <w:bookmarkStart w:id="6" w:name="_Toc232689713"/>
+      <w:bookmarkStart w:id="6" w:name="_Toc232692268"/>
       <w:r>
         <w:rPr>
           <w:rFonts w:eastAsia="Calibri"/>
@@ -3005,7 +2988,7 @@
           <w:szCs w:val="24"/>
         </w:rPr>
       </w:pPr>
-      <w:bookmarkStart w:id="7" w:name="_Toc232689714"/>
+      <w:bookmarkStart w:id="7" w:name="_Toc232692269"/>
       <w:r>
         <w:rPr>
           <w:rFonts w:eastAsia="Calibri"/>
@@ -3123,12 +3106,14 @@
           <w:rFonts w:eastAsia="Calibri"/>
         </w:rPr>
       </w:pPr>
+      <w:bookmarkStart w:id="8" w:name="_Toc232692270"/>
       <w:r>
         <w:rPr>
           <w:rFonts w:eastAsia="Calibri"/>
         </w:rPr>
         <w:t>Grupo testando a nova solda durante a aula.</w:t>
       </w:r>
+      <w:bookmarkEnd w:id="8"/>
     </w:p>
     <w:p/>
     <w:p>
@@ -3254,7 +3239,7 @@
           <w:rFonts w:eastAsia="Calibri"/>
         </w:rPr>
       </w:pPr>
-      <w:bookmarkStart w:id="8" w:name="_Toc232689716"/>
+      <w:bookmarkStart w:id="9" w:name="_Toc232692271"/>
       <w:r>
         <w:rPr>
           <w:rFonts w:eastAsia="Calibri"/>
@@ -3262,7 +3247,7 @@
         <w:lastRenderedPageBreak/>
         <w:t>Imagem do projeto funcionando.</w:t>
       </w:r>
-      <w:bookmarkEnd w:id="8"/>
+      <w:bookmarkEnd w:id="9"/>
     </w:p>
     <w:p>
       <w:pPr>
@@ -3378,6 +3363,100 @@
           <w:szCs w:val="24"/>
         </w:rPr>
       </w:pPr>
+      <w:r>
+        <w:rPr>
+          <w:rFonts w:eastAsia="Calibri"/>
+          <w:b/>
+          <w:bCs/>
+          <w:sz w:val="24"/>
+          <w:szCs w:val="24"/>
+        </w:rPr>
+        <w:t>Logo abaixo uma visão de cima</w:t>
+      </w:r>
+    </w:p>
+    <w:p>
+      <w:pPr>
+        <w:spacing w:after="0" w:line="276" w:lineRule="auto"/>
+        <w:jc w:val="both"/>
+        <w:rPr>
+          <w:rFonts w:eastAsia="Calibri"/>
+          <w:b/>
+          <w:bCs/>
+          <w:sz w:val="24"/>
+          <w:szCs w:val="24"/>
+        </w:rPr>
+      </w:pPr>
+    </w:p>
+    <w:p>
+      <w:pPr>
+        <w:spacing w:after="0" w:line="276" w:lineRule="auto"/>
+        <w:jc w:val="both"/>
+        <w:rPr>
+          <w:rFonts w:eastAsia="Calibri"/>
+          <w:b/>
+          <w:bCs/>
+          <w:sz w:val="24"/>
+          <w:szCs w:val="24"/>
+        </w:rPr>
+      </w:pPr>
+      <w:r>
+        <w:rPr>
+          <w:rFonts w:eastAsia="Calibri"/>
+          <w:b/>
+          <w:bCs/>
+          <w:noProof/>
+          <w:sz w:val="24"/>
+          <w:szCs w:val="24"/>
+        </w:rPr>
+        <w:drawing>
+          <wp:inline distT="0" distB="0" distL="0" distR="0" wp14:anchorId="33768324" wp14:editId="789645C2">
+            <wp:extent cx="2442949" cy="4343747"/>
+            <wp:effectExtent l="0" t="0" r="0" b="0"/>
+            <wp:docPr id="648314257" name="Imagem 6"/>
+            <wp:cNvGraphicFramePr>
+              <a:graphicFrameLocks xmlns:a="http://schemas.openxmlformats.org/drawingml/2006/main" noChangeAspect="1"/>
+            </wp:cNvGraphicFramePr>
+            <a:graphic xmlns:a="http://schemas.openxmlformats.org/drawingml/2006/main">
+              <a:graphicData uri="http://schemas.openxmlformats.org/drawingml/2006/picture">
+                <pic:pic xmlns:pic="http://schemas.openxmlformats.org/drawingml/2006/picture">
+                  <pic:nvPicPr>
+                    <pic:cNvPr id="0" name="Picture 6"/>
+                    <pic:cNvPicPr>
+                      <a:picLocks noChangeAspect="1" noChangeArrowheads="1"/>
+                    </pic:cNvPicPr>
+                  </pic:nvPicPr>
+                  <pic:blipFill>
+                    <a:blip r:embed="rId18" cstate="print">
+                      <a:extLst>
+                        <a:ext uri="{28A0092B-C50C-407E-A947-70E740481C1C}">
+                          <a14:useLocalDpi xmlns:a14="http://schemas.microsoft.com/office/drawing/2010/main" val="0"/>
+                        </a:ext>
+                      </a:extLst>
+                    </a:blip>
+                    <a:srcRect/>
+                    <a:stretch>
+                      <a:fillRect/>
+                    </a:stretch>
+                  </pic:blipFill>
+                  <pic:spPr bwMode="auto">
+                    <a:xfrm flipH="1">
+                      <a:off x="0" y="0"/>
+                      <a:ext cx="2482548" cy="4414157"/>
+                    </a:xfrm>
+                    <a:prstGeom prst="rect">
+                      <a:avLst/>
+                    </a:prstGeom>
+                    <a:noFill/>
+                    <a:ln>
+                      <a:noFill/>
+                    </a:ln>
+                  </pic:spPr>
+                </pic:pic>
+              </a:graphicData>
+            </a:graphic>
+          </wp:inline>
+        </w:drawing>
+      </w:r>
     </w:p>
     <w:p>
       <w:pPr>
@@ -3390,20 +3469,15 @@
           <w:rFonts w:eastAsia="Calibri"/>
         </w:rPr>
       </w:pPr>
-      <w:bookmarkStart w:id="9" w:name="_Toc232689717"/>
+      <w:bookmarkStart w:id="10" w:name="_Toc232692272"/>
       <w:r>
         <w:rPr>
           <w:rFonts w:eastAsia="Calibri"/>
         </w:rPr>
-        <w:t>ENCERRAMENTO DO PROJETO</w:t>
-      </w:r>
-      <w:bookmarkEnd w:id="9"/>
-      <w:r>
-        <w:rPr>
-          <w:rFonts w:eastAsia="Calibri"/>
-        </w:rPr>
-        <w:t xml:space="preserve"> </w:t>
-      </w:r>
+        <w:lastRenderedPageBreak/>
+        <w:t>Progresso do Código e problemas técnicos</w:t>
+      </w:r>
+      <w:bookmarkEnd w:id="10"/>
     </w:p>
     <w:p>
       <w:pPr>
@@ -3429,7 +3503,7 @@
           <w:rFonts w:eastAsia="Calibri"/>
         </w:rPr>
       </w:pPr>
-      <w:bookmarkStart w:id="10" w:name="_Toc232689718"/>
+      <w:bookmarkStart w:id="11" w:name="_Toc232692273"/>
       <w:r>
         <w:rPr>
           <w:rFonts w:eastAsia="Calibri"/>
@@ -3454,7 +3528,7 @@
         </w:rPr>
         <w:t>:</w:t>
       </w:r>
-      <w:bookmarkEnd w:id="10"/>
+      <w:bookmarkEnd w:id="11"/>
       <w:r>
         <w:rPr>
           <w:rFonts w:eastAsia="Calibri"/>
@@ -3521,14 +3595,14 @@
           <w:rFonts w:eastAsia="Calibri"/>
         </w:rPr>
       </w:pPr>
-      <w:bookmarkStart w:id="11" w:name="_Toc232689719"/>
+      <w:bookmarkStart w:id="12" w:name="_Toc232692274"/>
       <w:r>
         <w:rPr>
           <w:rFonts w:eastAsia="Calibri"/>
         </w:rPr>
         <w:t>Avaliação de reação da parte interessada</w:t>
       </w:r>
-      <w:bookmarkEnd w:id="11"/>
+      <w:bookmarkEnd w:id="12"/>
     </w:p>
     <w:p>
       <w:pPr>
@@ -3647,7 +3721,7 @@
           <w:rFonts w:eastAsia="Calibri"/>
         </w:rPr>
       </w:pPr>
-      <w:bookmarkStart w:id="12" w:name="_Toc232689720"/>
+      <w:bookmarkStart w:id="13" w:name="_Toc232692275"/>
       <w:r>
         <w:rPr>
           <w:rFonts w:eastAsia="Calibri"/>
@@ -3664,22 +3738,117 @@
         <w:rPr>
           <w:rFonts w:eastAsia="Calibri"/>
         </w:rPr>
-        <w:t xml:space="preserve"> (</w:t>
-      </w:r>
+        <w:t xml:space="preserve"> </w:t>
+      </w:r>
+      <w:bookmarkEnd w:id="13"/>
       <w:r>
         <w:rPr>
           <w:rFonts w:eastAsia="Calibri"/>
-          <w:highlight w:val="yellow"/>
-        </w:rPr>
-        <w:t>Pontuação específica para o relato individual</w:t>
+          <w:noProof/>
+        </w:rPr>
+        <w:drawing>
+          <wp:inline distT="0" distB="0" distL="0" distR="0" wp14:anchorId="436F3035" wp14:editId="488AB26F">
+            <wp:extent cx="3753134" cy="2448455"/>
+            <wp:effectExtent l="0" t="0" r="0" b="9525"/>
+            <wp:docPr id="59461747" name="Imagem 7"/>
+            <wp:cNvGraphicFramePr>
+              <a:graphicFrameLocks xmlns:a="http://schemas.openxmlformats.org/drawingml/2006/main" noChangeAspect="1"/>
+            </wp:cNvGraphicFramePr>
+            <a:graphic xmlns:a="http://schemas.openxmlformats.org/drawingml/2006/main">
+              <a:graphicData uri="http://schemas.openxmlformats.org/drawingml/2006/picture">
+                <pic:pic xmlns:pic="http://schemas.openxmlformats.org/drawingml/2006/picture">
+                  <pic:nvPicPr>
+                    <pic:cNvPr id="0" name="Picture 7"/>
+                    <pic:cNvPicPr>
+                      <a:picLocks noChangeAspect="1" noChangeArrowheads="1"/>
+                    </pic:cNvPicPr>
+                  </pic:nvPicPr>
+                  <pic:blipFill>
+                    <a:blip r:embed="rId19" cstate="print">
+                      <a:extLst>
+                        <a:ext uri="{28A0092B-C50C-407E-A947-70E740481C1C}">
+                          <a14:useLocalDpi xmlns:a14="http://schemas.microsoft.com/office/drawing/2010/main" val="0"/>
+                        </a:ext>
+                      </a:extLst>
+                    </a:blip>
+                    <a:srcRect/>
+                    <a:stretch>
+                      <a:fillRect/>
+                    </a:stretch>
+                  </pic:blipFill>
+                  <pic:spPr bwMode="auto">
+                    <a:xfrm>
+                      <a:off x="0" y="0"/>
+                      <a:ext cx="3771075" cy="2460160"/>
+                    </a:xfrm>
+                    <a:prstGeom prst="rect">
+                      <a:avLst/>
+                    </a:prstGeom>
+                    <a:noFill/>
+                    <a:ln>
+                      <a:noFill/>
+                    </a:ln>
+                  </pic:spPr>
+                </pic:pic>
+              </a:graphicData>
+            </a:graphic>
+          </wp:inline>
+        </w:drawing>
       </w:r>
       <w:r>
         <w:rPr>
           <w:rFonts w:eastAsia="Calibri"/>
-        </w:rPr>
-        <w:t>)</w:t>
-      </w:r>
-      <w:bookmarkEnd w:id="12"/>
+          <w:noProof/>
+        </w:rPr>
+        <w:drawing>
+          <wp:inline distT="0" distB="0" distL="0" distR="0" wp14:anchorId="0E412A90" wp14:editId="682AAF0F">
+            <wp:extent cx="4350614" cy="2579427"/>
+            <wp:effectExtent l="0" t="0" r="0" b="0"/>
+            <wp:docPr id="1132030204" name="Imagem 9"/>
+            <wp:cNvGraphicFramePr>
+              <a:graphicFrameLocks xmlns:a="http://schemas.openxmlformats.org/drawingml/2006/main" noChangeAspect="1"/>
+            </wp:cNvGraphicFramePr>
+            <a:graphic xmlns:a="http://schemas.openxmlformats.org/drawingml/2006/main">
+              <a:graphicData uri="http://schemas.openxmlformats.org/drawingml/2006/picture">
+                <pic:pic xmlns:pic="http://schemas.openxmlformats.org/drawingml/2006/picture">
+                  <pic:nvPicPr>
+                    <pic:cNvPr id="0" name="Picture 9"/>
+                    <pic:cNvPicPr>
+                      <a:picLocks noChangeAspect="1" noChangeArrowheads="1"/>
+                    </pic:cNvPicPr>
+                  </pic:nvPicPr>
+                  <pic:blipFill>
+                    <a:blip r:embed="rId20" cstate="print">
+                      <a:extLst>
+                        <a:ext uri="{28A0092B-C50C-407E-A947-70E740481C1C}">
+                          <a14:useLocalDpi xmlns:a14="http://schemas.microsoft.com/office/drawing/2010/main" val="0"/>
+                        </a:ext>
+                      </a:extLst>
+                    </a:blip>
+                    <a:srcRect/>
+                    <a:stretch>
+                      <a:fillRect/>
+                    </a:stretch>
+                  </pic:blipFill>
+                  <pic:spPr bwMode="auto">
+                    <a:xfrm>
+                      <a:off x="0" y="0"/>
+                      <a:ext cx="4357374" cy="2583435"/>
+                    </a:xfrm>
+                    <a:prstGeom prst="rect">
+                      <a:avLst/>
+                    </a:prstGeom>
+                    <a:noFill/>
+                    <a:ln>
+                      <a:noFill/>
+                    </a:ln>
+                  </pic:spPr>
+                </pic:pic>
+              </a:graphicData>
+            </a:graphic>
+          </wp:inline>
+        </w:drawing>
+      </w:r>
     </w:p>
     <w:p>
       <w:pPr>
@@ -3790,11 +3959,12 @@
           <w:numId w:val="5"/>
         </w:numPr>
       </w:pPr>
-      <w:bookmarkStart w:id="13" w:name="_Toc232689721"/>
-      <w:r>
+      <w:bookmarkStart w:id="14" w:name="_Toc232692276"/>
+      <w:r>
+        <w:lastRenderedPageBreak/>
         <w:t>CONTEXTUALIZAÇÃO</w:t>
       </w:r>
-      <w:bookmarkEnd w:id="13"/>
+      <w:bookmarkEnd w:id="14"/>
     </w:p>
     <w:p>
       <w:pPr>
@@ -3840,12 +4010,11 @@
           <w:numId w:val="5"/>
         </w:numPr>
       </w:pPr>
-      <w:bookmarkStart w:id="14" w:name="_Toc232689722"/>
-      <w:r>
-        <w:lastRenderedPageBreak/>
+      <w:bookmarkStart w:id="15" w:name="_Toc232692277"/>
+      <w:r>
         <w:t>METODOLOGIA</w:t>
       </w:r>
-      <w:bookmarkEnd w:id="14"/>
+      <w:bookmarkEnd w:id="15"/>
       <w:r>
         <w:t xml:space="preserve"> </w:t>
       </w:r>
@@ -3879,11 +4048,11 @@
           <w:numId w:val="5"/>
         </w:numPr>
       </w:pPr>
-      <w:bookmarkStart w:id="15" w:name="_Toc232689723"/>
+      <w:bookmarkStart w:id="16" w:name="_Toc232692278"/>
       <w:r>
         <w:t>RESULTADOS E DISCUSSÃO:</w:t>
       </w:r>
-      <w:bookmarkEnd w:id="15"/>
+      <w:bookmarkEnd w:id="16"/>
       <w:r>
         <w:t xml:space="preserve"> </w:t>
       </w:r>
@@ -3917,11 +4086,11 @@
           <w:numId w:val="5"/>
         </w:numPr>
       </w:pPr>
-      <w:bookmarkStart w:id="16" w:name="_Toc232689724"/>
+      <w:bookmarkStart w:id="17" w:name="_Toc232692279"/>
       <w:r>
         <w:t>REFLEXÃO APROFUNDADA</w:t>
       </w:r>
-      <w:bookmarkEnd w:id="16"/>
+      <w:bookmarkEnd w:id="17"/>
       <w:r>
         <w:t xml:space="preserve"> </w:t>
       </w:r>
@@ -3971,11 +4140,11 @@
           <w:numId w:val="5"/>
         </w:numPr>
       </w:pPr>
-      <w:bookmarkStart w:id="17" w:name="_Toc232689725"/>
+      <w:bookmarkStart w:id="18" w:name="_Toc232692280"/>
       <w:r>
         <w:t>CONSIDERAÇÕES FINAIS</w:t>
       </w:r>
-      <w:bookmarkEnd w:id="17"/>
+      <w:bookmarkEnd w:id="18"/>
       <w:r>
         <w:t xml:space="preserve"> </w:t>
       </w:r>
